--- a/Decoupe/24_Lisa_Lepra.docx
+++ b/Decoupe/24_Lisa_Lepra.docx
@@ -64,6 +64,102 @@
           <w:sz w:val="22"/>
         </w:rPr>
         <w:t xml:space="preserve">Le contexte. Samedi 6 juin 1925, anniversaire des 30 ans de Lady Chloé. Vous êtes invité·e au Domaine des Beuhaies. Lady Chloé est rentrée seule à 18h00 et trouve Lady Léa de Pavy morte dans la dépendance — empoisonnée à la digitaline vers 17h25. Le jeu. Lady Chloé enquête seule pendant 1 heure. Sir Amaury est MJ. Vos observations se livrent en conversation, librement. Vos secrets se gardent — il faut un levier pour qu’ils sortent.</w:t>
+      </w:r>
+    </w:p>
+    <w:p>
+      <w:pPr>
+        <w:jc w:val="both"/>
+        <w:spacing w:after="100"/>
+      </w:pPr>
+      <w:r>
+        <w:rPr>
+          <w:sz w:val="22"/>
+        </w:rPr>
+        <w:t xml:space="preserve">❧  DEUX QUESTIONS RÉCURRENTES (Chloé peut les poser à tout convive)  ❧</w:t>
+      </w:r>
+    </w:p>
+    <w:p>
+      <w:pPr>
+        <w:jc w:val="both"/>
+        <w:spacing w:after="100"/>
+      </w:pPr>
+      <w:r>
+        <w:rPr>
+          <w:sz w:val="22"/>
+        </w:rPr>
+        <w:t xml:space="preserve">Sur Léa : « Mon ancienne amante. Ma rivale. La femme qui m’a faite — et qui m’a défaite. »</w:t>
+      </w:r>
+    </w:p>
+    <w:p>
+      <w:pPr>
+        <w:jc w:val="both"/>
+        <w:spacing w:after="100"/>
+      </w:pPr>
+      <w:r>
+        <w:rPr>
+          <w:sz w:val="22"/>
+        </w:rPr>
+        <w:t xml:space="preserve">Sur quelque chose d’étrange peu avant sa mort : « Elle me regardait d’un air que je n’oublierai pas. Comme si elle me pardonnait à l’avance. »</w:t>
+      </w:r>
+    </w:p>
+    <w:p>
+      <w:pPr>
+        <w:jc w:val="both"/>
+        <w:spacing w:after="100"/>
+      </w:pPr>
+      <w:r>
+        <w:rPr>
+          <w:sz w:val="22"/>
+        </w:rPr>
+        <w:t xml:space="preserve">❧  VOTRE RESSENTI SUR LA JOURNÉE  ❧</w:t>
+      </w:r>
+    </w:p>
+    <w:p>
+      <w:pPr>
+        <w:jc w:val="both"/>
+        <w:spacing w:after="100"/>
+      </w:pPr>
+      <w:r>
+        <w:rPr>
+          <w:sz w:val="22"/>
+        </w:rPr>
+        <w:t xml:space="preserve">« Furieuse et brisée à la fois. Je lui ai crié dessus ce matin — j’en porterai la honte longtemps. »</w:t>
+      </w:r>
+    </w:p>
+    <w:p>
+      <w:pPr>
+        <w:jc w:val="both"/>
+        <w:spacing w:after="100"/>
+      </w:pPr>
+      <w:r>
+        <w:rPr>
+          <w:sz w:val="22"/>
+        </w:rPr>
+        <w:t xml:space="preserve">❧  SI VOUS NE SAVEZ PAS QUOI RÉPONDRE  ❧</w:t>
+      </w:r>
+    </w:p>
+    <w:p>
+      <w:pPr>
+        <w:jc w:val="both"/>
+        <w:spacing w:after="100"/>
+      </w:pPr>
+      <w:r>
+        <w:rPr>
+          <w:sz w:val="22"/>
+        </w:rPr>
+        <w:t xml:space="preserve">Esquive type : « Je ruminais au salon. Je ne suivais pas — j’étais ailleurs. »</w:t>
+      </w:r>
+    </w:p>
+    <w:p>
+      <w:pPr>
+        <w:jc w:val="both"/>
+        <w:spacing w:after="100"/>
+      </w:pPr>
+      <w:r>
+        <w:rPr>
+          <w:sz w:val="22"/>
+        </w:rPr>
+        <w:t xml:space="preserve">Sur vos origines modestes et la liaison Baptiste : NIEZ jusqu’à ce que Chloé brandisse une preuve.</w:t>
       </w:r>
     </w:p>
     <w:p>

--- a/Decoupe/24_Lisa_Lepra.docx
+++ b/Decoupe/24_Lisa_Lepra.docx
@@ -177,7 +177,7 @@
           <w:sz w:val="24"/>
           <w:color w:val="6D4C41"/>
         </w:rPr>
-        <w:t xml:space="preserve">❯  🎭 VOTRE CARACTÈRE  ❮</w:t>
+        <w:t xml:space="preserve">❧  🎭 VOTRE CARACTÈRE  ❧</w:t>
       </w:r>
     </w:p>
     <w:p>
@@ -207,7 +207,7 @@
           <w:sz w:val="24"/>
           <w:color w:val="6D4C41"/>
         </w:rPr>
-        <w:t xml:space="preserve">❯  📜 VOTRE PHRASE DE PRÉSENTATION  ❮</w:t>
+        <w:t xml:space="preserve">❧  📜 VOTRE PHRASE DE PRÉSENTATION  ❧</w:t>
       </w:r>
     </w:p>
     <w:p>
@@ -224,20 +224,32 @@
     </w:p>
     <w:p>
       <w:pPr>
-        <w:jc w:val="center"/>
-        <w:spacing w:before="220" w:after="80"/>
-        <w:pBdr>
-          <w:top w:val="single" w:sz="4" w:color="B8860B"/>
-          <w:bottom w:val="single" w:sz="4" w:color="B8860B"/>
-        </w:pBdr>
-      </w:pPr>
-      <w:r>
-        <w:rPr>
-          <w:b/>
-          <w:sz w:val="24"/>
-          <w:color w:val="6D4C41"/>
-        </w:rPr>
-        <w:t xml:space="preserve">❯  🔗 VOS LIENS  ❮</w:t>
+        <w:jc w:val="both"/>
+        <w:spacing w:after="100"/>
+      </w:pPr>
+      <w:r>
+        <w:rPr>
+          <w:sz w:val="22"/>
+        </w:rPr>
+        <w:t xml:space="preserve">👗 Votre allure. Robe de scène en velours noir profond, long fourreau qui balaie le sol, cape de soie pourpre sur les épaules, broche-émeraude au corsage, rouge à lèvres rouge sombre — diva d’opéra, dramatique en repos comme en scène.</w:t>
+      </w:r>
+    </w:p>
+    <w:p>
+      <w:pPr>
+        <w:jc w:val="center"/>
+        <w:spacing w:before="220" w:after="80"/>
+        <w:pBdr>
+          <w:top w:val="single" w:sz="4" w:color="B8860B"/>
+          <w:bottom w:val="single" w:sz="4" w:color="B8860B"/>
+        </w:pBdr>
+      </w:pPr>
+      <w:r>
+        <w:rPr>
+          <w:b/>
+          <w:sz w:val="24"/>
+          <w:color w:val="6D4C41"/>
+        </w:rPr>
+        <w:t xml:space="preserve">❧  🔗 VOS LIENS  ❧</w:t>
       </w:r>
     </w:p>
     <w:p>
@@ -303,7 +315,7 @@
           <w:sz w:val="24"/>
           <w:color w:val="6D4C41"/>
         </w:rPr>
-        <w:t xml:space="preserve">❯  💬 COMMENT JOUER  ❮</w:t>
+        <w:t xml:space="preserve">❧  💬 COMMENT JOUER  ❧</w:t>
       </w:r>
     </w:p>
     <w:p>
@@ -333,7 +345,7 @@
           <w:sz w:val="24"/>
           <w:color w:val="6D4C41"/>
         </w:rPr>
-        <w:t xml:space="preserve">❯  VOTRE IDENTITÉ  ❮</w:t>
+        <w:t xml:space="preserve">❧  VOTRE IDENTITÉ  ❧</w:t>
       </w:r>
     </w:p>
     <w:p>
@@ -363,7 +375,7 @@
           <w:sz w:val="24"/>
           <w:color w:val="6D4C41"/>
         </w:rPr>
-        <w:t xml:space="preserve">❯  VOS SECRETS  ❮</w:t>
+        <w:t xml:space="preserve">❧  VOS SECRETS  ❧</w:t>
       </w:r>
     </w:p>
     <w:p>
@@ -417,7 +429,7 @@
           <w:sz w:val="24"/>
           <w:color w:val="6D4C41"/>
         </w:rPr>
-        <w:t xml:space="preserve">❯  CE QUE VOUS DITES  ❮</w:t>
+        <w:t xml:space="preserve">❧  CE QUE VOUS DITES  ❧</w:t>
       </w:r>
     </w:p>
     <w:p>
@@ -471,7 +483,7 @@
           <w:sz w:val="24"/>
           <w:color w:val="6D4C41"/>
         </w:rPr>
-        <w:t xml:space="preserve">❯  CE QUI VOUS FAIT CRAQUER  ❮</w:t>
+        <w:t xml:space="preserve">❧  CE QUI VOUS FAIT CRAQUER  ❧</w:t>
       </w:r>
     </w:p>
     <w:p>
@@ -525,7 +537,7 @@
           <w:sz w:val="24"/>
           <w:color w:val="6D4C41"/>
         </w:rPr>
-        <w:t xml:space="preserve">❯  VOTRE CHRONOLOGIE  ❮</w:t>
+        <w:t xml:space="preserve">❧  VOTRE CHRONOLOGIE  ❧</w:t>
       </w:r>
     </w:p>
     <w:p>

--- a/Decoupe/24_Lisa_Lepra.docx
+++ b/Decoupe/24_Lisa_Lepra.docx
@@ -220,18 +220,6 @@
           <w:sz w:val="22"/>
         </w:rPr>
         <w:t xml:space="preserve">« Lisa Lepra. On m’a applaudie à Vienne, à Milan, à l’Opéra. Ce soir, je ne chante pas — je pleure une amie. »</w:t>
-      </w:r>
-    </w:p>
-    <w:p>
-      <w:pPr>
-        <w:jc w:val="both"/>
-        <w:spacing w:after="100"/>
-      </w:pPr>
-      <w:r>
-        <w:rPr>
-          <w:sz w:val="22"/>
-        </w:rPr>
-        <w:t xml:space="preserve">👗 Votre allure. Robe de scène en velours noir profond, long fourreau qui balaie le sol, cape de soie pourpre sur les épaules, broche-émeraude au corsage, rouge à lèvres rouge sombre — diva d’opéra, dramatique en repos comme en scène.</w:t>
       </w:r>
     </w:p>
     <w:p>

--- a/Decoupe/24_Lisa_Lepra.docx
+++ b/Decoupe/24_Lisa_Lepra.docx
@@ -400,6 +400,186 @@
           <w:sz w:val="22"/>
         </w:rPr>
         <w:t xml:space="preserve">•  Vous aimez Baptiste aujourd’hui. Vous IGNOREZ qu’il a eu, il y a un an, une liaison avec Lady Alicia.</w:t>
+      </w:r>
+    </w:p>
+    <w:p>
+      <w:pPr>
+        <w:spacing w:after="60"/>
+        <w:ind w:left="360" w:hanging="200"/>
+      </w:pPr>
+      <w:r>
+        <w:rPr>
+          <w:sz w:val="22"/>
+        </w:rPr>
+        <w:t xml:space="preserve">❧  POUR ENRICHIR VOS RÉPONSES — petit monde, opinions, voix intérieure  ❧</w:t>
+      </w:r>
+    </w:p>
+    <w:p>
+      <w:pPr>
+        <w:spacing w:after="60"/>
+        <w:ind w:left="360" w:hanging="200"/>
+      </w:pPr>
+      <w:r>
+        <w:rPr>
+          <w:sz w:val="22"/>
+        </w:rPr>
+        <w:t xml:space="preserve">(Guidelines pour les questions banales — ce sont des points de départ, adaptez à votre style.)</w:t>
+      </w:r>
+    </w:p>
+    <w:p>
+      <w:pPr>
+        <w:spacing w:after="60"/>
+        <w:ind w:left="360" w:hanging="200"/>
+      </w:pPr>
+      <w:r>
+        <w:rPr>
+          <w:sz w:val="22"/>
+        </w:rPr>
+        <w:t xml:space="preserve">Votre vie quotidienne : Cantatrice — Opéra de Paris, scènes de Milan et Vienne. Hôtel particulier loué à l'année, Avenue Marceau. Répétitions le matin, ovations le soir.</w:t>
+      </w:r>
+    </w:p>
+    <w:p>
+      <w:pPr>
+        <w:spacing w:after="60"/>
+        <w:ind w:left="360" w:hanging="200"/>
+      </w:pPr>
+      <w:r>
+        <w:rPr>
+          <w:sz w:val="22"/>
+        </w:rPr>
+        <w:t xml:space="preserve">Vos goûts (à servir si la conversation est culture/loisirs) : Verdi (Aïda surtout), thé noir avec citron, gardénias.</w:t>
+      </w:r>
+    </w:p>
+    <w:p>
+      <w:pPr>
+        <w:spacing w:after="60"/>
+        <w:ind w:left="360" w:hanging="200"/>
+      </w:pPr>
+      <w:r>
+        <w:rPr>
+          <w:sz w:val="22"/>
+        </w:rPr>
+        <w:t xml:space="preserve">❧  OPINIONS COURTES sur d'autres convives (à servir si on en parle)  ❧</w:t>
+      </w:r>
+    </w:p>
+    <w:p>
+      <w:pPr>
+        <w:spacing w:after="60"/>
+        <w:ind w:left="360" w:hanging="200"/>
+      </w:pPr>
+      <w:r>
+        <w:rPr>
+          <w:sz w:val="22"/>
+        </w:rPr>
+        <w:t xml:space="preserve">• Sur Monsieur Baptiste André (votre amant) : « Baptiste. Ne le touchez pas — il est à moi. »</w:t>
+      </w:r>
+    </w:p>
+    <w:p>
+      <w:pPr>
+        <w:spacing w:after="60"/>
+        <w:ind w:left="360" w:hanging="200"/>
+      </w:pPr>
+      <w:r>
+        <w:rPr>
+          <w:sz w:val="22"/>
+        </w:rPr>
+        <w:t xml:space="preserve">• Sur Lady Léa : « Mon ancienne amante. Ma rivale. Et la femme qui m'a faite. »</w:t>
+      </w:r>
+    </w:p>
+    <w:p>
+      <w:pPr>
+        <w:spacing w:after="60"/>
+        <w:ind w:left="360" w:hanging="200"/>
+      </w:pPr>
+      <w:r>
+        <w:rPr>
+          <w:sz w:val="22"/>
+        </w:rPr>
+        <w:t xml:space="preserve">• Sur Lady Marie : « Pianiste de salon. Mon rival d'autrefois — pour Léa. »</w:t>
+      </w:r>
+    </w:p>
+    <w:p>
+      <w:pPr>
+        <w:spacing w:after="60"/>
+        <w:ind w:left="360" w:hanging="200"/>
+      </w:pPr>
+      <w:r>
+        <w:rPr>
+          <w:sz w:val="22"/>
+        </w:rPr>
+        <w:t xml:space="preserve">• Sur Lady Alicia : (un silence). « Une dame discrète. Très discrète. » (Baptiste l'a aimée — vous le savez.)</w:t>
+      </w:r>
+    </w:p>
+    <w:p>
+      <w:pPr>
+        <w:spacing w:after="60"/>
+        <w:ind w:left="360" w:hanging="200"/>
+      </w:pPr>
+      <w:r>
+        <w:rPr>
+          <w:sz w:val="22"/>
+        </w:rPr>
+        <w:t xml:space="preserve">❧  PHRASES TOUTES-PRÊTES (pour ne jamais être à court)  ❧</w:t>
+      </w:r>
+    </w:p>
+    <w:p>
+      <w:pPr>
+        <w:spacing w:after="60"/>
+        <w:ind w:left="360" w:hanging="200"/>
+      </w:pPr>
+      <w:r>
+        <w:rPr>
+          <w:sz w:val="22"/>
+        </w:rPr>
+        <w:t xml:space="preserve">— « Vous voulez que je chante un peu ? Pas ce soir, ma chère — je pleure une amie. »</w:t>
+      </w:r>
+    </w:p>
+    <w:p>
+      <w:pPr>
+        <w:spacing w:after="60"/>
+        <w:ind w:left="360" w:hanging="200"/>
+      </w:pPr>
+      <w:r>
+        <w:rPr>
+          <w:sz w:val="22"/>
+        </w:rPr>
+        <w:t xml:space="preserve">— « Voilà la chose des artistes : on n'arrive jamais comme les autres. »</w:t>
+      </w:r>
+    </w:p>
+    <w:p>
+      <w:pPr>
+        <w:spacing w:after="60"/>
+        <w:ind w:left="360" w:hanging="200"/>
+      </w:pPr>
+      <w:r>
+        <w:rPr>
+          <w:sz w:val="22"/>
+        </w:rPr>
+        <w:t xml:space="preserve">❧  VOTRE VOIX INTÉRIEURE (à ne PAS dire — mais à laisser influencer votre ton)  ❧</w:t>
+      </w:r>
+    </w:p>
+    <w:p>
+      <w:pPr>
+        <w:spacing w:after="60"/>
+        <w:ind w:left="360" w:hanging="200"/>
+      </w:pPr>
+      <w:r>
+        <w:rPr>
+          <w:sz w:val="22"/>
+        </w:rPr>
+        <w:t xml:space="preserve">• Honte de l'éclat : « J'ai crié sur Léa ce matin — devant tous. Je m'en voudrai longtemps. »</w:t>
+      </w:r>
+    </w:p>
+    <w:p>
+      <w:pPr>
+        <w:spacing w:after="60"/>
+        <w:ind w:left="360" w:hanging="200"/>
+      </w:pPr>
+      <w:r>
+        <w:rPr>
+          <w:sz w:val="22"/>
+        </w:rPr>
+        <w:t xml:space="preserve">• « Baptiste — où est Baptiste ? Si on l'accuse, je jure de mentir pour lui. »</w:t>
       </w:r>
     </w:p>
     <w:p>
